--- a/Notificacao-de-Invencao-UFMG (1).docx
+++ b/Notificacao-de-Invencao-UFMG (1).docx
@@ -4029,25 +4029,7 @@
                 <w:sz w:val="18"/>
                 <w:szCs w:val="18"/>
               </w:rPr>
-              <w:t xml:space="preserve">    /    /        </w:t>
-            </w:r>
-            <w:r>
-              <w:rPr>
-                <w:rFonts w:ascii="Arial" w:hAnsi="Arial" w:cs="Arial"/>
-                <w:i/>
-                <w:sz w:val="18"/>
-                <w:szCs w:val="18"/>
-              </w:rPr>
-              <w:t xml:space="preserve"> Data da publicação:</w:t>
-            </w:r>
-            <w:r>
-              <w:rPr>
-                <w:rFonts w:ascii="Arial" w:hAnsi="Arial" w:cs="Arial"/>
-                <w:i/>
-                <w:sz w:val="18"/>
-                <w:szCs w:val="18"/>
-              </w:rPr>
-              <w:t xml:space="preserve">    /    /</w:t>
+              <w:t xml:space="preserve"> [PREENCHER: data de submissão ao simpósio] — Data da publicação: 16/09/2025 (publicação nos anais e apresentação oral no evento)</w:t>
             </w:r>
           </w:p>
           <w:p>
@@ -4131,7 +4113,7 @@
                 <w:sz w:val="18"/>
                 <w:szCs w:val="18"/>
               </w:rPr>
-              <w:t xml:space="preserve"> [PREENCHER: nome do periódico/congresso, volume e páginas — confirmar se a divulgação ocorreu como artigo em periódico ou como publicação em anais de congresso e, neste último caso, assinalar também o campo Congresso(s) abaixo]</w:t>
+              <w:t xml:space="preserve"> Anais do XVI Simpósio de Engenharia Biomédica — SEB 2025, ISSN 2358-3568, Universidade Federal de Uberlândia (UFU), Uberlândia, MG. Trata-se de publicação em anais de congresso — ver também o campo Congresso(s) abaixo.</w:t>
             </w:r>
           </w:p>
           <w:p>
@@ -4176,7 +4158,7 @@
                 <w:sz w:val="18"/>
                 <w:szCs w:val="18"/>
               </w:rPr>
-              <w:t xml:space="preserve"> [PREENCHER: DOI ou URL da publicação]</w:t>
+              <w:t xml:space="preserve"> https://seb2025.sciencesconf.org/ — artigo divulgado também em https://lnkd.in/dgnMp-mA</w:t>
             </w:r>
           </w:p>
           <w:p>
@@ -4205,16 +4187,16 @@
                 <w:sz w:val="18"/>
                 <w:szCs w:val="18"/>
               </w:rPr>
-              <w:t xml:space="preserve">(    ) </w:t>
-            </w:r>
-            <w:r>
-              <w:rPr>
-                <w:rFonts w:ascii="Arial" w:hAnsi="Arial" w:cs="Arial"/>
-                <w:b/>
-                <w:sz w:val="18"/>
-                <w:szCs w:val="18"/>
-              </w:rPr>
-              <w:t xml:space="preserve">Congresso(s) - </w:t>
+              <w:t>( X ) Congresso(s)</w:t>
+            </w:r>
+            <w:r>
+              <w:rPr>
+                <w:rFonts w:ascii="Arial" w:hAnsi="Arial" w:cs="Arial"/>
+                <w:b/>
+                <w:sz w:val="18"/>
+                <w:szCs w:val="18"/>
+              </w:rPr>
+              <w:t xml:space="preserve"> - </w:t>
             </w:r>
             <w:r>
               <w:rPr>
@@ -4232,7 +4214,7 @@
                 <w:sz w:val="18"/>
                 <w:szCs w:val="18"/>
               </w:rPr>
-              <w:t xml:space="preserve">    /    /</w:t>
+              <w:t xml:space="preserve"> 16/09/2025</w:t>
             </w:r>
           </w:p>
           <w:p>
@@ -4264,6 +4246,15 @@
               </w:rPr>
               <w:t>Nome Congresso:</w:t>
             </w:r>
+            <w:r>
+              <w:rPr>
+                <w:rFonts w:ascii="Arial" w:hAnsi="Arial" w:cs="Arial"/>
+                <w:i/>
+                <w:sz w:val="18"/>
+                <w:szCs w:val="18"/>
+              </w:rPr>
+              <w:t xml:space="preserve"> XVI Simpósio de Engenharia Biomédica (SEB 2025), promovido pela Universidade Federal de Uberlândia (UFU), Uberlândia, MG. Anais com ISSN 2358-3568.</w:t>
+            </w:r>
           </w:p>
           <w:p>
             <w:pPr>
@@ -4301,6 +4292,14 @@
               </w:rPr>
               <w:t>:</w:t>
             </w:r>
+            <w:r>
+              <w:rPr>
+                <w:rFonts w:ascii="Arial" w:hAnsi="Arial" w:cs="Arial"/>
+                <w:sz w:val="18"/>
+                <w:szCs w:val="18"/>
+              </w:rPr>
+              <w:t xml:space="preserve"> A Low-Power Bluetooth LE Surface EMG Sensor</w:t>
+            </w:r>
           </w:p>
           <w:p>
             <w:pPr>
@@ -4338,6 +4337,14 @@
               </w:rPr>
               <w:t>:</w:t>
             </w:r>
+            <w:r>
+              <w:rPr>
+                <w:rFonts w:ascii="Arial" w:hAnsi="Arial" w:cs="Arial"/>
+                <w:sz w:val="18"/>
+                <w:szCs w:val="18"/>
+              </w:rPr>
+              <w:t xml:space="preserve"> https://seb2025.sciencesconf.org/ — artigo divulgado também em https://lnkd.in/dgnMp-mA</w:t>
+            </w:r>
           </w:p>
           <w:p>
             <w:pPr>
@@ -4382,7 +4389,15 @@
                 <w:sz w:val="18"/>
                 <w:szCs w:val="18"/>
               </w:rPr>
-              <w:t xml:space="preserve">(   ) Apresentação Oral </w:t>
+              <w:t>( X ) Apresentação Oral</w:t>
+            </w:r>
+            <w:r>
+              <w:rPr>
+                <w:rFonts w:ascii="Arial" w:hAnsi="Arial" w:cs="Arial"/>
+                <w:sz w:val="18"/>
+                <w:szCs w:val="18"/>
+              </w:rPr>
+              <w:t xml:space="preserve"> </w:t>
             </w:r>
             <w:r>
               <w:rPr>
@@ -4414,23 +4429,7 @@
                 <w:sz w:val="18"/>
                 <w:szCs w:val="18"/>
               </w:rPr>
-              <w:t xml:space="preserve">(   ) Publicação </w:t>
-            </w:r>
-            <w:r>
-              <w:rPr>
-                <w:rFonts w:ascii="Arial" w:hAnsi="Arial" w:cs="Arial"/>
-                <w:sz w:val="18"/>
-                <w:szCs w:val="18"/>
-              </w:rPr>
-              <w:t>em</w:t>
-            </w:r>
-            <w:r>
-              <w:rPr>
-                <w:rFonts w:ascii="Arial" w:hAnsi="Arial" w:cs="Arial"/>
-                <w:sz w:val="18"/>
-                <w:szCs w:val="18"/>
-              </w:rPr>
-              <w:t xml:space="preserve"> Anais</w:t>
+              <w:t>( X ) Publicação em Anais</w:t>
             </w:r>
           </w:p>
           <w:p>
@@ -5049,7 +5048,17 @@
                 <w:sz w:val="22"/>
                 <w:szCs w:val="22"/>
               </w:rPr>
-              <w:t>Sensor vestível de eletromiografia de superfície de baixo consumo, com cadeia de condicionamento analógico de ganho ajustável digitalmente e transmissão sem fio por Bluetooth Low Energy.</w:t>
+              <w:t xml:space="preserve">Sensor vestível de eletromiografia de superfície de baixo consumo, com cadeia de condicionamento analógico de ganho ajustável digitalmente e transmissão sem fio por </w:t>
+            </w:r>
+            <w:r>
+              <w:rPr>
+                <w:rFonts w:ascii="Arial" w:hAnsi="Arial" w:cs="Arial"/>
+                <w:b/>
+                <w:sz w:val="22"/>
+                <w:szCs w:val="22"/>
+              </w:rPr>
+              <w:lastRenderedPageBreak/>
+              <w:t>Bluetooth Low Energy.</w:t>
             </w:r>
           </w:p>
           <w:p>
@@ -5988,7 +5997,7 @@
                 <w:sz w:val="22"/>
                 <w:szCs w:val="22"/>
               </w:rPr>
-              <w:t>A invenção consiste em um nó sensor de sEMG de canal único, alimentado por bateria, cuja cadeia de aquisição é dividida em sete blocos funcionais: pré-amplificação, filtro passa-alta, filtro passa-baixa, amplificador de ganho ajustável, conversão analógico-digital, circuito de tensão de referência e microcontrolador com rádio. A melhor forma de realização até aqui construída e caracterizada é descrita a seguir.</w:t>
+              <w:t>A tecnologia foi desenvolvida no Laboratório de Engenharia Biomédica (LEB) da Universidade Federal de Minas Gerais. A invenção consiste em um nó sensor de sEMG de canal único, alimentado por bateria, cuja cadeia de aquisição é dividida em sete blocos funcionais: pré-amplificação, filtro passa-alta, filtro passa-baixa, amplificador de ganho ajustável, conversão analógico-digital, circuito de tensão de referência e microcontrolador com rádio. A melhor forma de realização até aqui construída e caracterizada é descrita a seguir.</w:t>
             </w:r>
           </w:p>
           <w:p>
@@ -6068,7 +6077,7 @@
                 <w:sz w:val="22"/>
                 <w:szCs w:val="22"/>
               </w:rPr>
-              <w:t xml:space="preserve">2) Pré-amplificação e proteção de entrada. O estágio de pré-amplificação utiliza o amplificador de instrumentação INA317, escolhido por consumir 50 microampères, apresentar tensão de offset de 75 microvolts, razão de rejeição de modo comum de 110 dB e baixo ruído — características essenciais para sinais de baixa amplitude. Ambas as entradas, positiva e negativa, são ligadas por meio de resistores R1 que limitam a corrente em caso de sobrecorrente. A proteção contra interferência eletromagnética e descarga eletrostática é obtida pela rede formada pelo resistor R2 e pelos capacitores C2 e C3. Diodos BAT54S protegem o estágio contra condições de subtensão e sobretensão. Após uma primeira filtragem passa-baixa, o sinal é amplificado pelo amplificador de instrumentação com ganho fixo de 35 vezes. Uma tensão de referência Vref injeta uma pequena </w:t>
+              <w:t xml:space="preserve">2) Pré-amplificação e proteção de entrada. O estágio de pré-amplificação utiliza o amplificador de instrumentação INA317, escolhido por consumir 50 microampères, apresentar tensão de offset de 75 microvolts, razão de rejeição de modo comum de 110 dB e baixo ruído — características essenciais para sinais de baixa amplitude. Ambas as entradas, positiva e negativa, são ligadas por meio de resistores R1 que limitam a corrente em caso de sobrecorrente. A proteção contra interferência eletromagnética e descarga eletrostática é obtida pela rede formada pelo resistor R2 e pelos capacitores C2 e C3. Diodos BAT54S protegem o estágio contra condições de subtensão e sobretensão. Após uma primeira filtragem passa-baixa, o sinal é amplificado pelo amplificador de </w:t>
             </w:r>
             <w:r>
               <w:rPr>
@@ -6077,7 +6086,7 @@
                 <w:szCs w:val="22"/>
               </w:rPr>
               <w:lastRenderedPageBreak/>
-              <w:t>corrente de offset através dos resistores R3, o que auxilia a recuperação do sistema após um pulso de estimulação, evitando que os nós internos permaneçam em impedância excessivamente alta.</w:t>
+              <w:t>instrumentação com ganho fixo de 35 vezes. Uma tensão de referência Vref injeta uma pequena corrente de offset através dos resistores R3, o que auxilia a recuperação do sistema após um pulso de estimulação, evitando que os nós internos permaneçam em impedância excessivamente alta.</w:t>
             </w:r>
           </w:p>
           <w:p>
@@ -6237,7 +6246,7 @@
                 <w:sz w:val="22"/>
                 <w:szCs w:val="22"/>
               </w:rPr>
-              <w:t xml:space="preserve">6) Conversão analógico-digital. O conversor empregado é o ADS112C04, um conversor sigma-delta de 16 bits e baixo consumo com interface I2C, adequado à captura de sinais de baixa amplitude. Ele </w:t>
+              <w:t xml:space="preserve">6) Conversão analógico-digital. O conversor empregado é o ADS112C04, um conversor sigma-delta </w:t>
             </w:r>
             <w:r>
               <w:rPr>
@@ -6246,7 +6255,7 @@
                 <w:szCs w:val="22"/>
               </w:rPr>
               <w:lastRenderedPageBreak/>
-              <w:t>dispõe de amplificador de ganho programável (1 a 128 vezes), quatro canais diferenciais, taxas de amostragem ajustáveis até 2 kamostras/s e modos de operação eficientes, com consumo típico de 315 microampères. Opera de 2,3 V a 5,5 V, oferecendo alta resolução e flexibilidade para aplicações portáteis de biossensoriamento. Sua seleção foi motivada primordialmente pelo baixo consumo, pela alta resolução e pelo ganho configurável.</w:t>
+              <w:t>de 16 bits e baixo consumo com interface I2C, adequado à captura de sinais de baixa amplitude. Ele dispõe de amplificador de ganho programável (1 a 128 vezes), quatro canais diferenciais, taxas de amostragem ajustáveis até 2 kamostras/s e modos de operação eficientes, com consumo típico de 315 microampères. Opera de 2,3 V a 5,5 V, oferecendo alta resolução e flexibilidade para aplicações portáteis de biossensoriamento. Sua seleção foi motivada primordialmente pelo baixo consumo, pela alta resolução e pelo ganho configurável.</w:t>
             </w:r>
           </w:p>
           <w:p>
@@ -6366,7 +6375,7 @@
                 <w:sz w:val="22"/>
                 <w:szCs w:val="22"/>
               </w:rPr>
-              <w:t xml:space="preserve">9) Firmware, agregação de pacotes e serviço BLE. O firmware amostra o conversor de forma contínua e armazena as amostras em um buffer circular do tipo primeiro a entrar, primeiro a sair. Na configuração caracterizada em laboratório, os dados adquiridos a 1 kamostra/s são agregados em notificações BLE emitidas a 20 Hz, o que reduz de forma significativa o tempo de rádio no ar sem sacrificar resolução — este é um elemento central da economia de energia obtida. O dispositivo expõe um serviço GATT customizado, de identificador 19b10001-1000-e8f2-537e-4f6cd168a114, com duas características: uma característica de dados de EMG, de identificador 19b10002-1000-e8f2-537e-4f6cd168a114, que transmite por notificação vetores de amostras inteiras sinalizadas de 16 bits; e uma característica de controle de ganho, de identificador 19b10003-1000-e8f2-537e-4f6cd168a114, na qual a escrita de um único octeto atualiza em tempo real o valor do cursor do DS3502 e, portanto, o ganho analógico do canal. O firmware verifica o descritor de configuração da característica antes de notificar e utiliza o evento de conclusão de transmissão como mecanismo de </w:t>
+              <w:t xml:space="preserve">9) Firmware, agregação de pacotes e serviço BLE. O firmware amostra o conversor de forma contínua e armazena as amostras em um buffer circular do tipo primeiro a entrar, primeiro a sair. Na configuração caracterizada em laboratório, os dados adquiridos a 1 kamostra/s são agregados em notificações BLE emitidas a 20 Hz, o que reduz de forma significativa o tempo de rádio no ar sem sacrificar resolução — este é um elemento central da economia de energia obtida. O dispositivo expõe um serviço GATT customizado, de identificador 19b10001-1000-e8f2-537e-4f6cd168a114, com duas características: uma característica de dados de EMG, de identificador 19b10002-1000-e8f2-537e-4f6cd168a114, que transmite por notificação vetores de amostras inteiras sinalizadas de 16 bits; e uma característica de controle de ganho, de identificador 19b10003-1000-e8f2-537e-4f6cd168a114, na qual a escrita de um único octeto atualiza em tempo real o valor do cursor do DS3502 e, portanto, o ganho analógico do canal. O firmware verifica o descritor de configuração da </w:t>
             </w:r>
             <w:r>
               <w:rPr>
@@ -6375,7 +6384,7 @@
                 <w:szCs w:val="22"/>
               </w:rPr>
               <w:lastRenderedPageBreak/>
-              <w:t>controle de fluxo, o que mantem a perda de pacotes abaixo de 0,1%.</w:t>
+              <w:t>característica antes de notificar e utiliza o evento de conclusão de transmissão como mecanismo de controle de fluxo, o que mantem a perda de pacotes abaixo de 0,1%.</w:t>
             </w:r>
           </w:p>
           <w:p>
@@ -6495,7 +6504,7 @@
                 <w:sz w:val="22"/>
                 <w:szCs w:val="22"/>
               </w:rPr>
-              <w:t>12) Método de validação por reprodução física do sinal. Um aspecto relevante da realização é o método empregado para caracterizar o desempenho, que também integra a invenção enquanto forma de verificação. Em lugar de comparar coletas distintas, um segmento representativo de um conjunto de dados público de sEMG é reproduzido fisicamente por meio de um conversor digital-</w:t>
+              <w:t xml:space="preserve">12) Método de validação por reprodução física do sinal. Um aspecto relevante da realização é o método empregado para caracterizar o desempenho, que também integra a invenção enquanto forma de verificação. Em lugar de comparar coletas distintas, um segmento representativo de um </w:t>
             </w:r>
             <w:r>
               <w:rPr>
@@ -6504,7 +6513,7 @@
                 <w:szCs w:val="22"/>
               </w:rPr>
               <w:lastRenderedPageBreak/>
-              <w:t>analógico e aplicado simultaneamente ao dispositivo proposto e a um sistema de eletromiografia de grau clínico, de modo que ambos sejam submetidos exatamente ao mesmo sinal de entrada. Foi utilizado o EMG Physical Action Data Set (T. Theodoridis, UCI Machine Learning Repository, 2011, DOI 10.24432/C53W49), obtido com quatro voluntários — três homens e uma mulher, de 20 a 30 anos — em 20 sessões cada, com dez ações normais e dez ações agressivas, sinais captados por sistema Delsys com oito eletrodos de superfície em braços (bíceps e tríceps) e pernas (quadríceps e isquiotibiais), na Essex Robotic Arena de 4 m x 5,5 m, com saco de pancadas de 1,75 m, gerando cerca de 10.000 amostras por canal em cada sessão. O movimento selecionado foi um chute lateral (sidekicking), por representar contração muscular rápida e de alta amplitude.</w:t>
+              <w:t>conjunto de dados público de sEMG é reproduzido fisicamente por meio de um conversor digital-analógico e aplicado simultaneamente ao dispositivo proposto e a um sistema de eletromiografia de grau clínico, de modo que ambos sejam submetidos exatamente ao mesmo sinal de entrada. Foi utilizado o EMG Physical Action Data Set (T. Theodoridis, UCI Machine Learning Repository, 2011, DOI 10.24432/C53W49), obtido com quatro voluntários — três homens e uma mulher, de 20 a 30 anos — em 20 sessões cada, com dez ações normais e dez ações agressivas, sinais captados por sistema Delsys com oito eletrodos de superfície em braços (bíceps e tríceps) e pernas (quadríceps e isquiotibiais), na Essex Robotic Arena de 4 m x 5,5 m, com saco de pancadas de 1,75 m, gerando cerca de 10.000 amostras por canal em cada sessão. O movimento selecionado foi um chute lateral (sidekicking), por representar contração muscular rápida e de alta amplitude.</w:t>
             </w:r>
           </w:p>
           <w:p>
@@ -6584,7 +6593,7 @@
                 <w:sz w:val="22"/>
                 <w:szCs w:val="22"/>
               </w:rPr>
-              <w:t xml:space="preserve">14) Resultados obtidos. No domínio do tempo, os três sinais — o do conjunto de dados original, o adquirido pelo protótipo e o registrado pelo sistema clínico — apresentam forte alinhamento temporal, com picos de ativação sincronizados, estrutura de forma de onda e padrão de contração preservados, conforme evidenciado pelas curvas de envelope; as regiões de contração detectadas automaticamente são similares em todos os casos, indicando robustez do procedimento de segmentação. A análise de razão sinal-ruído resultou em 10,7 dB para o conjunto de dados original, 9,0 dB para o sistema proposto e 12,7 dB para o sistema clínico. Embora o sistema proposto apresente maior variabilidade de ruído de fundo, isso não afetou significativamente a identificação dos eventos relevantes, e os picos permanecem bem definidos, com consistência morfológica. No domínio da frequência, ambos os sistemas exibem ganho consistente na faixa fisiologicamente relevante; o sistema proposto apresenta ganho geralmente mais alto ao longo do espectro, indicando maior sensibilidade, e variações de fase mais abruptas em frequências elevadas, enquanto o sistema clínico apresenta deslocamento de fase mais linear e gradual. As diferenças observadas nas curvas de ganho e fase refletem características próprias de projeto e não comprometem a capacidade do </w:t>
+              <w:t xml:space="preserve">14) Resultados obtidos. No domínio do tempo, os três sinais — o do conjunto de dados original, o adquirido pelo protótipo e o registrado pelo sistema clínico — apresentam forte alinhamento temporal, com picos de ativação sincronizados, estrutura de forma de onda e padrão de contração preservados, conforme evidenciado pelas curvas de envelope; as regiões de contração detectadas automaticamente são similares em todos os casos, indicando robustez do procedimento de segmentação. A análise de razão sinal-ruído resultou em 10,7 dB para o conjunto de dados original, 9,0 dB para o sistema proposto e 12,7 dB para o sistema clínico. Embora o sistema proposto apresente maior variabilidade de ruído de fundo, isso não afetou significativamente a identificação dos eventos relevantes, e os picos permanecem bem definidos, com consistência morfológica. No domínio da frequência, ambos os sistemas exibem ganho consistente na faixa fisiologicamente relevante; o sistema proposto apresenta ganho geralmente mais alto ao longo do espectro, indicando maior sensibilidade, e variações de fase mais abruptas em frequências elevadas, enquanto o sistema clínico apresenta deslocamento de fase mais linear e gradual. As diferenças observadas nas curvas </w:t>
             </w:r>
             <w:r>
               <w:rPr>
@@ -6593,7 +6602,7 @@
                 <w:szCs w:val="22"/>
               </w:rPr>
               <w:lastRenderedPageBreak/>
-              <w:t>sistema proposto de representar adequadamente a dinâmica do sinal de sEMG em cenários reais de uso.</w:t>
+              <w:t>de ganho e fase refletem características próprias de projeto e não comprometem a capacidade do sistema proposto de representar adequadamente a dinâmica do sinal de sEMG em cenários reais de uso.</w:t>
             </w:r>
           </w:p>
           <w:p>
@@ -6788,19 +6797,8 @@
                 <w:sz w:val="22"/>
                 <w:szCs w:val="22"/>
               </w:rPr>
-              <w:t>5. Componentes alternativos. O amplificador de instrumentação INA317 pode ser substituído por outros amplificadores de instrumentação de micropotência com razão de rejeição de modo comum equivalente ou superior; o potenciômetro digital DS3502 por potenciômetros digitais de resolução distinta, inclusive com interface SPI; o conversor ADS112C04 por outros conversores sigma-delta de 16 bits ou mais; e o par MAX6106 e MCP609 por outras combinações de referência de tensão de precisão e amplificador operacional de baixo consumo, mantendo-se a topologia inversora de deslocamento de nível.</w:t>
-            </w:r>
-          </w:p>
-          <w:p>
-            <w:pPr>
-              <w:pStyle w:val="Cabealho"/>
-              <w:spacing w:line="360" w:lineRule="auto"/>
-              <w:rPr>
-                <w:rFonts w:ascii="Arial" w:hAnsi="Arial" w:cs="Arial"/>
-                <w:sz w:val="22"/>
-                <w:szCs w:val="22"/>
-              </w:rPr>
-            </w:pPr>
+              <w:t xml:space="preserve">5. Componentes alternativos. O amplificador de instrumentação INA317 pode ser substituído por outros amplificadores de instrumentação de micropotência com razão de rejeição de modo comum equivalente ou superior; o potenciômetro digital DS3502 por potenciômetros digitais de resolução distinta, inclusive com interface SPI; o conversor ADS112C04 por outros conversores sigma-delta de 16 bits ou mais; e o par MAX6106 e MCP609 por outras combinações de referência de tensão de precisão e amplificador operacional de baixo consumo, mantendo-se a topologia inversora de </w:t>
+            </w:r>
             <w:r>
               <w:rPr>
                 <w:rFonts w:ascii="Arial" w:hAnsi="Arial" w:cs="Arial"/>
@@ -6808,6 +6806,25 @@
                 <w:szCs w:val="22"/>
               </w:rPr>
               <w:lastRenderedPageBreak/>
+              <w:t>deslocamento de nível.</w:t>
+            </w:r>
+          </w:p>
+          <w:p>
+            <w:pPr>
+              <w:pStyle w:val="Cabealho"/>
+              <w:spacing w:line="360" w:lineRule="auto"/>
+              <w:rPr>
+                <w:rFonts w:ascii="Arial" w:hAnsi="Arial" w:cs="Arial"/>
+                <w:sz w:val="22"/>
+                <w:szCs w:val="22"/>
+              </w:rPr>
+            </w:pPr>
+            <w:r>
+              <w:rPr>
+                <w:rFonts w:ascii="Arial" w:hAnsi="Arial" w:cs="Arial"/>
+                <w:sz w:val="22"/>
+                <w:szCs w:val="22"/>
+              </w:rPr>
               <w:t>6. Microcontrolador e enlace sem fio. O sistema em chip nRF52840 pode ser substituído por outros sistemas em chip com rádio BLE. Além do BLE 5.1 empregado, são possíveis variações que utilizem BLE Long Range (codificado), BLE 2M, ou ainda outros enlaces de baixo consumo, com o entendimento de que a estratégia de agregação de amostras em pacotes se mantém aplicável.</w:t>
             </w:r>
           </w:p>
@@ -7396,7 +7413,7 @@
                       <w:sz w:val="22"/>
                       <w:szCs w:val="22"/>
                     </w:rPr>
-                    <w:t xml:space="preserve">ATENÇÃO — BUSCA EM BASES DE PATENTES A SER COMPLETADA PELOS INVENTORES E PELA CTIT ANTES DO ENVIO. O quadro abaixo consolida a comparação com a literatura técnica não </w:t>
+                    <w:t xml:space="preserve">ATENÇÃO — BUSCA EM BASES DE PATENTES A SER COMPLETADA PELOS INVENTORES E PELA CTIT </w:t>
                   </w:r>
                   <w:r>
                     <w:rPr>
@@ -7405,7 +7422,7 @@
                       <w:szCs w:val="22"/>
                     </w:rPr>
                     <w:lastRenderedPageBreak/>
-                    <w:t>patentária efetivamente levantada e verificada pelos inventores. A busca em bases de documentos de patente (Google Patents, Espacenet, INPI, Lens.org e Patentscope) ainda deve ser realizada e os resultados inseridos nas linhas subsequentes, com número e título de cada documento.</w:t>
+                    <w:t>ANTES DO ENVIO. O quadro abaixo consolida a comparação com a literatura técnica não patentária efetivamente levantada e verificada pelos inventores. A busca em bases de documentos de patente (Google Patents, Espacenet, INPI, Lens.org e Patentscope) ainda deve ser realizada e os resultados inseridos nas linhas subsequentes, com número e título de cada documento.</w:t>
                   </w:r>
                 </w:p>
               </w:tc>
@@ -7431,7 +7448,7 @@
                       <w:szCs w:val="22"/>
                     </w:rPr>
                     <w:lastRenderedPageBreak/>
-                    <w:t xml:space="preserve">Expressões de busca sugeridas, a executar nas bases indicadas no enunciado deste campo: (i) sEMG AND (BLE OR Bluetooth Low Energy) AND low power; (ii) surface electromyography AND wireless AND (digital potentiometer OR programmable gain OR adjustable gain); (iii) electromyography AND (sample aggregation OR packet aggregation OR buffering) AND (duty cycle OR advertising interval); (iv) wearable EMG </w:t>
+                    <w:t xml:space="preserve">Expressões de busca sugeridas, a executar nas bases indicadas no enunciado deste campo: (i) sEMG AND (BLE OR Bluetooth Low Energy) AND low power; (ii) surface electromyography AND wireless AND (digital potentiometer OR </w:t>
                   </w:r>
                   <w:r>
                     <w:rPr>
@@ -7440,7 +7457,7 @@
                       <w:szCs w:val="22"/>
                     </w:rPr>
                     <w:lastRenderedPageBreak/>
-                    <w:t>sensor AND sigma-delta ADC AND 16-bit; (v) eletromiografia AND sem fio AND ganho ajustável (base do INPI). Classificações internacionais de interesse: A61B 5/389, A61B 5/24, A61B 5/00, H04W 4/80. Recomenda-se registrar, para cada documento recuperado, número, título, titular, data de prioridade e a comparação com os elementos (a) a (e) descritos no parágrafo acima.</w:t>
+                    <w:t>programmable gain OR adjustable gain); (iii) electromyography AND (sample aggregation OR packet aggregation OR buffering) AND (duty cycle OR advertising interval); (iv) wearable EMG sensor AND sigma-delta ADC AND 16-bit; (v) eletromiografia AND sem fio AND ganho ajustável (base do INPI). Classificações internacionais de interesse: A61B 5/389, A61B 5/24, A61B 5/00, H04W 4/80. Recomenda-se registrar, para cada documento recuperado, número, título, titular, data de prioridade e a comparação com os elementos (a) a (e) descritos no parágrafo acima.</w:t>
                   </w:r>
                 </w:p>
               </w:tc>
@@ -7572,7 +7589,7 @@
                       <w:sz w:val="22"/>
                       <w:szCs w:val="22"/>
                     </w:rPr>
-                    <w:t xml:space="preserve">G. L. Cerone, A. Botter e M. Gazzoni, A modular, smart, and wearable system for high density sEMG detection, IEEE Transactions on Biomedical </w:t>
+                    <w:t xml:space="preserve">G. L. Cerone, A. Botter e M. Gazzoni, A modular, smart, and </w:t>
                   </w:r>
                   <w:r>
                     <w:rPr>
@@ -7581,7 +7598,7 @@
                       <w:szCs w:val="22"/>
                     </w:rPr>
                     <w:lastRenderedPageBreak/>
-                    <w:t>Engineering, vol. 66, no. 12, pp. 3371-3380, 2019.</w:t>
+                    <w:t>wearable system for high density sEMG detection, IEEE Transactions on Biomedical Engineering, vol. 66, no. 12, pp. 3371-3380, 2019.</w:t>
                   </w:r>
                 </w:p>
               </w:tc>
@@ -7607,7 +7624,7 @@
                       <w:szCs w:val="22"/>
                     </w:rPr>
                     <w:lastRenderedPageBreak/>
-                    <w:t xml:space="preserve">Sistema de alta densidade com 32 canais, 16 bits e 2 kamostras/s, transmitindo por Wi-Fi. Embora supere a invenção em número de canais, o enlace Wi-Fi implica consumo e complexidade de rede substancialmente superiores aos do BLE, sendo incompatível com o orçamento energético de 45,32 mW </w:t>
+                    <w:t xml:space="preserve">Sistema de alta densidade com 32 canais, 16 bits e 2 kamostras/s, transmitindo por Wi-Fi. Embora supere a invenção </w:t>
                   </w:r>
                   <w:r>
                     <w:rPr>
@@ -7616,7 +7633,7 @@
                       <w:szCs w:val="22"/>
                     </w:rPr>
                     <w:lastRenderedPageBreak/>
-                    <w:t>obtido pela invenção. A invenção não pretende competir em densidade de canais, mas em autonomia, simplicidade de emparelhamento e possibilidade de ajuste remoto de ganho por canal.</w:t>
+                    <w:t>em número de canais, o enlace Wi-Fi implica consumo e complexidade de rede substancialmente superiores aos do BLE, sendo incompatível com o orçamento energético de 45,32 mW obtido pela invenção. A invenção não pretende competir em densidade de canais, mas em autonomia, simplicidade de emparelhamento e possibilidade de ajuste remoto de ganho por canal.</w:t>
                   </w:r>
                 </w:p>
               </w:tc>
@@ -7773,7 +7790,16 @@
                       <w:sz w:val="22"/>
                       <w:szCs w:val="22"/>
                     </w:rPr>
-                    <w:t>Sistema comercial de grau clínico adotado como referência nas medidas. Apresentou razão sinal-ruído de 12,7 dB contra 9,0 dB da invenção, porém com consumo de 65 mW contra 45,32 mW. A invenção entrega, portanto, fidelidade da mesma ordem — com alinhamento temporal, preservação da morfologia da forma de onda e detecção equivalente de contrações — a aproximadamente 70% do consumo, além de permitir ajuste remoto de ganho, recurso não descrito no sistema de referência.</w:t>
+                    <w:t xml:space="preserve">Sistema comercial de grau clínico adotado como referência nas medidas. Apresentou razão sinal-ruído de 12,7 dB contra 9,0 dB da invenção, porém com consumo de 65 mW contra 45,32 mW. A invenção entrega, portanto, fidelidade da mesma ordem — com alinhamento temporal, preservação da morfologia da forma de onda e detecção equivalente de contrações — a aproximadamente 70% do consumo, além de permitir ajuste remoto de ganho, recurso não descrito no sistema de </w:t>
+                  </w:r>
+                  <w:r>
+                    <w:rPr>
+                      <w:rFonts w:ascii="Arial" w:hAnsi="Arial" w:cs="Arial"/>
+                      <w:sz w:val="22"/>
+                      <w:szCs w:val="22"/>
+                    </w:rPr>
+                    <w:lastRenderedPageBreak/>
+                    <w:t>referência.</w:t>
                   </w:r>
                 </w:p>
               </w:tc>
@@ -7800,16 +7826,8 @@
                       <w:sz w:val="22"/>
                       <w:szCs w:val="22"/>
                     </w:rPr>
-                    <w:t xml:space="preserve">P.-C. Chen, S.-J. Ruan e Y.-W. Tu, Power-management </w:t>
-                  </w:r>
-                  <w:r>
-                    <w:rPr>
-                      <w:rFonts w:ascii="Arial" w:hAnsi="Arial" w:cs="Arial"/>
-                      <w:sz w:val="22"/>
-                      <w:szCs w:val="22"/>
-                    </w:rPr>
                     <w:lastRenderedPageBreak/>
-                    <w:t>strategies in sEMG wireless body sensor networks based on computation allocations: A case study for fatigue assessments, IEEE Access, vol. 8, pp. 181366-181374, 2020.</w:t>
+                    <w:t>P.-C. Chen, S.-J. Ruan e Y.-W. Tu, Power-management strategies in sEMG wireless body sensor networks based on computation allocations: A case study for fatigue assessments, IEEE Access, vol. 8, pp. 181366-181374, 2020.</w:t>
                   </w:r>
                 </w:p>
               </w:tc>
@@ -7834,17 +7852,7 @@
                       <w:sz w:val="22"/>
                       <w:szCs w:val="22"/>
                     </w:rPr>
-                    <w:lastRenderedPageBreak/>
-                    <w:t xml:space="preserve">Aborda gestão de energia em redes corporais de sEMG por meio da alocação de carga computacional entre nó e estação. </w:t>
-                  </w:r>
-                  <w:r>
-                    <w:rPr>
-                      <w:rFonts w:ascii="Arial" w:hAnsi="Arial" w:cs="Arial"/>
-                      <w:sz w:val="22"/>
-                      <w:szCs w:val="22"/>
-                    </w:rPr>
-                    <w:lastRenderedPageBreak/>
-                    <w:t>Consumo relatado de 62,7 mW, superior aos 45,32 mW da invenção. A economia da invenção não decorre de realocação de computação, mas do desacoplamento entre taxa de aquisição e taxa de notificação por agregação de amostras, combinado à redução da potência de transmissão a -20 dBm, à extensão do intervalo de anúncio a 500 ms e à desabilitação dos periféricos não utilizados enquanto o rádio está desconectado.</w:t>
+                    <w:t>Aborda gestão de energia em redes corporais de sEMG por meio da alocação de carga computacional entre nó e estação. Consumo relatado de 62,7 mW, superior aos 45,32 mW da invenção. A economia da invenção não decorre de realocação de computação, mas do desacoplamento entre taxa de aquisição e taxa de notificação por agregação de amostras, combinado à redução da potência de transmissão a -20 dBm, à extensão do intervalo de anúncio a 500 ms e à desabilitação dos periféricos não utilizados enquanto o rádio está desconectado.</w:t>
                   </w:r>
                 </w:p>
               </w:tc>
@@ -7871,7 +7879,6 @@
                       <w:sz w:val="22"/>
                       <w:szCs w:val="22"/>
                     </w:rPr>
-                    <w:lastRenderedPageBreak/>
                     <w:t>M. Simic e G. M. Stojanovic, Wearable device for personalized EMG feedback-based treatments, Results in Engineering, vol. 23, p. 102472, 2024.</w:t>
                   </w:r>
                 </w:p>
@@ -7976,7 +7983,16 @@
                       <w:sz w:val="22"/>
                       <w:szCs w:val="22"/>
                     </w:rPr>
-                    <w:t>DIVULGAÇÃO PRÓPRIA DOS INVENTORES — R. R. Gomes, B. R. Chaves, R. F. Kozan e D. M. Colombo, A Low-Power Bluetooth LE Surface EMG Sensor (cópia em anexo, arquivo 663744.pdf).</w:t>
+                    <w:t xml:space="preserve">DIVULGAÇÃO PRÓPRIA DOS INVENTORES — R. R. Gomes, B. R. Chaves, R. F. Kozan e D. M. Colombo, A Low-Power Bluetooth LE Surface EMG </w:t>
+                  </w:r>
+                  <w:r>
+                    <w:rPr>
+                      <w:rFonts w:ascii="Arial" w:hAnsi="Arial" w:cs="Arial"/>
+                      <w:sz w:val="22"/>
+                      <w:szCs w:val="22"/>
+                    </w:rPr>
+                    <w:lastRenderedPageBreak/>
+                    <w:t>Sensor, Anais do XVI Simpósio de Engenharia Biomédica (SEB 2025), ISSN 2358-3568, Universidade Federal de Uberlândia, apresentação oral em 16/09/2025 (cópia em anexo, arquivo 663744.pdf).</w:t>
                   </w:r>
                 </w:p>
               </w:tc>
@@ -8001,7 +8017,8 @@
                       <w:sz w:val="22"/>
                       <w:szCs w:val="22"/>
                     </w:rPr>
-                    <w:t xml:space="preserve">Publicação dos próprios inventores descrevendo a invenção. Constitui divulgação anterior ao depósito, razão pela qual foi assinalado o campo 1.3 deste formulário. Aplica-se o Período de Graça de 12 meses previsto no artigo 12 da Lei nº 9.279/1996 para depósito no Brasil, contado da data de publicação — que deve ser confirmada pelos inventores e informada no campo 1.3. ATENÇÃO: o Período de Graça não é reconhecido em todas as jurisdições, o que pode restringir o </w:t>
+                    <w:lastRenderedPageBreak/>
+                    <w:t xml:space="preserve">URGENTE — PRAZO DO PERÍODO DE GRAÇA. Publicação dos próprios inventores descrevendo a invenção, razão pela qual foi assinalado o campo 1.3 deste formulário. A divulgação ocorreu em 16/09/2025, por apresentação oral no XVI Simpósio de Engenharia Biomédica da UFU e por publicação nos anais </w:t>
                   </w:r>
                   <w:r>
                     <w:rPr>
@@ -8010,7 +8027,7 @@
                       <w:szCs w:val="22"/>
                     </w:rPr>
                     <w:lastRenderedPageBreak/>
-                    <w:t>depósito no exterior. Recomenda-se prioridade máxima ao depósito.</w:t>
+                    <w:t>do evento (ISSN 2358-3568). O Período de Graça de 12 meses previsto no artigo 12 da Lei nº 9.279/1996 esgota-se, portanto, em 16/09/2026: após essa data a invenção passa a integrar o estado da técnica e não poderá mais ser protegida por patente no Brasil. ATENÇÃO ADICIONAL: o Período de Graça não é reconhecido em todas as jurisdições — diversos países exigem que a invenção não tenha sido divulgada por nenhum meio antes da data do depósito, o que pode já ter comprometido a possibilidade de proteção no exterior. Recomenda-se prioridade máxima e tratamento em regime de urgência ao depósito nacional.</w:t>
                   </w:r>
                 </w:p>
               </w:tc>
@@ -8176,7 +8193,16 @@
                 <w:sz w:val="22"/>
                 <w:szCs w:val="22"/>
               </w:rPr>
-              <w:t>3. Ajuste de ganho remoto, sem acesso físico ao dispositivo. O potenciômetro digital DS3502 comandado por I2C, associado a uma característica GATT dedicada de escrita, permite reconfigurar o ganho analógico em tempo real pelo enlace sem fio, de 2 a 11 vezes, adaptando o sensor a diferentes músculos, sítios de medição e sujeitos com o dispositivo já vestido. Soluções com ganho fixo ou ajustado por trimpot exigem intervenção mecânica na placa.</w:t>
+              <w:t xml:space="preserve">3. Ajuste de ganho remoto, sem acesso físico ao dispositivo. O potenciômetro digital DS3502 comandado por I2C, associado a uma característica GATT dedicada de escrita, permite reconfigurar o ganho analógico em tempo real pelo enlace sem fio, de 2 a 11 vezes, adaptando o sensor a </w:t>
+            </w:r>
+            <w:r>
+              <w:rPr>
+                <w:rFonts w:ascii="Arial" w:hAnsi="Arial" w:cs="Arial"/>
+                <w:sz w:val="22"/>
+                <w:szCs w:val="22"/>
+              </w:rPr>
+              <w:lastRenderedPageBreak/>
+              <w:t>diferentes músculos, sítios de medição e sujeitos com o dispositivo já vestido. Soluções com ganho fixo ou ajustado por trimpot exigem intervenção mecânica na placa.</w:t>
             </w:r>
           </w:p>
           <w:p>
@@ -8196,7 +8222,127 @@
                 <w:sz w:val="22"/>
                 <w:szCs w:val="22"/>
               </w:rPr>
-              <w:t xml:space="preserve">4. Fidelidade de sinal comparável à de sistema clínico, comprovada sob sinal de entrada idêntico. A razão sinal-ruído medida foi de 9,0 dB para o sistema proposto, contra 12,7 dB do sistema clínico e 10,7 dB do conjunto de dados original, com forte alinhamento temporal, preservação da estrutura da forma de onda e do padrão de contração, e detecção automática de contrações equivalente entre os sistemas. O elemento técnico que propicia essa vantagem é o codesenho da cadeia analógica dedicada — INA317 com 110 dB de rejeição de modo comum, ganho em cascata de 907 vezes e </w:t>
+              <w:t>4. Fidelidade de sinal comparável à de sistema clínico, comprovada sob sinal de entrada idêntico. A razão sinal-ruído medida foi de 9,0 dB para o sistema proposto, contra 12,7 dB do sistema clínico e 10,7 dB do conjunto de dados original, com forte alinhamento temporal, preservação da estrutura da forma de onda e do padrão de contração, e detecção automática de contrações equivalente entre os sistemas. O elemento técnico que propicia essa vantagem é o codesenho da cadeia analógica dedicada — INA317 com 110 dB de rejeição de modo comum, ganho em cascata de 907 vezes e filtro Butterworth passa-banda de 30 Hz a 400 Hz, ajustado à banda em que se concentra a energia do sEMG — combinado ao conversor sigma-delta de 16 bits.</w:t>
+            </w:r>
+          </w:p>
+          <w:p>
+            <w:pPr>
+              <w:pStyle w:val="Cabealho"/>
+              <w:spacing w:line="360" w:lineRule="auto"/>
+              <w:jc w:val="both"/>
+              <w:rPr>
+                <w:rFonts w:ascii="Arial" w:hAnsi="Arial" w:cs="Arial"/>
+                <w:sz w:val="22"/>
+                <w:szCs w:val="22"/>
+              </w:rPr>
+            </w:pPr>
+            <w:r>
+              <w:rPr>
+                <w:rFonts w:ascii="Arial" w:hAnsi="Arial" w:cs="Arial"/>
+                <w:sz w:val="22"/>
+                <w:szCs w:val="22"/>
+              </w:rPr>
+              <w:t>5. Robustez do front-end em ambiente real e recuperação após estimulação. A rede de proteção de entrada (resistores R1 contra sobrecorrente, resistor R2 com capacitores C2 e C3 contra interferência eletromagnética e descarga eletrostática, e diodos BAT54S contra subtensão e sobretensão) protege o estágio mais sensível da cadeia, e a injeção de corrente de offset pela tensão de referência através dos resistores R3 impede que os nós internos permaneçam em impedância excessivamente alta após um pulso de estimulação, permitindo a recuperação do sistema — atributo relevante em aplicações que associam sEMG e estimulação elétrica funcional.</w:t>
+            </w:r>
+          </w:p>
+          <w:p>
+            <w:pPr>
+              <w:pStyle w:val="Cabealho"/>
+              <w:spacing w:line="360" w:lineRule="auto"/>
+              <w:jc w:val="both"/>
+              <w:rPr>
+                <w:rFonts w:ascii="Arial" w:hAnsi="Arial" w:cs="Arial"/>
+                <w:sz w:val="22"/>
+                <w:szCs w:val="22"/>
+              </w:rPr>
+            </w:pPr>
+            <w:r>
+              <w:rPr>
+                <w:rFonts w:ascii="Arial" w:hAnsi="Arial" w:cs="Arial"/>
+                <w:sz w:val="22"/>
+                <w:szCs w:val="22"/>
+              </w:rPr>
+              <w:t>6. Integridade das entradas digitais. O estágio deslocador de nível em topologia inversora, com referência de precisão de 2,048 V e amplificador MCP609, translada as excursões negativas do sEMG para a faixa de 0 V a 5 V do processador sem perda de fidelidade, eliminando o risco de perturbação ou dano às entradas.</w:t>
+            </w:r>
+          </w:p>
+          <w:p>
+            <w:pPr>
+              <w:pStyle w:val="Cabealho"/>
+              <w:spacing w:line="360" w:lineRule="auto"/>
+              <w:jc w:val="both"/>
+              <w:rPr>
+                <w:rFonts w:ascii="Arial" w:hAnsi="Arial" w:cs="Arial"/>
+                <w:sz w:val="22"/>
+                <w:szCs w:val="22"/>
+              </w:rPr>
+            </w:pPr>
+            <w:r>
+              <w:rPr>
+                <w:rFonts w:ascii="Arial" w:hAnsi="Arial" w:cs="Arial"/>
+                <w:sz w:val="22"/>
+                <w:szCs w:val="22"/>
+              </w:rPr>
+              <w:t>7. Confiabilidade do enlace. A verificação do descritor de configuração da característica antes de cada notificação e o uso do evento de conclusão de transmissão como controle de fluxo mantêm a perda de pacotes abaixo de 0,1%.</w:t>
+            </w:r>
+          </w:p>
+          <w:p>
+            <w:pPr>
+              <w:pStyle w:val="Cabealho"/>
+              <w:spacing w:line="360" w:lineRule="auto"/>
+              <w:jc w:val="both"/>
+              <w:rPr>
+                <w:rFonts w:ascii="Arial" w:hAnsi="Arial" w:cs="Arial"/>
+                <w:sz w:val="22"/>
+                <w:szCs w:val="22"/>
+              </w:rPr>
+            </w:pPr>
+            <w:r>
+              <w:rPr>
+                <w:rFonts w:ascii="Arial" w:hAnsi="Arial" w:cs="Arial"/>
+                <w:sz w:val="22"/>
+                <w:szCs w:val="22"/>
+              </w:rPr>
+              <w:t>8. Compacidade e autonomia em fator de forma vestível. Toda a cadeia, incluindo microcontrolador, rádio e gerenciamento de energia, ocupa uma placa de 55 mm x 30 mm alimentada por bateria de 400 mAh, dispensando cabeamento até uma unidade de aquisição externa.</w:t>
+            </w:r>
+          </w:p>
+          <w:p>
+            <w:pPr>
+              <w:pStyle w:val="Cabealho"/>
+              <w:spacing w:line="360" w:lineRule="auto"/>
+              <w:jc w:val="both"/>
+              <w:rPr>
+                <w:rFonts w:ascii="Arial" w:hAnsi="Arial" w:cs="Arial"/>
+                <w:sz w:val="22"/>
+                <w:szCs w:val="22"/>
+              </w:rPr>
+            </w:pPr>
+            <w:r>
+              <w:rPr>
+                <w:rFonts w:ascii="Arial" w:hAnsi="Arial" w:cs="Arial"/>
+                <w:sz w:val="22"/>
+                <w:szCs w:val="22"/>
+              </w:rPr>
+              <w:t>9. Flexibilidade de operação por firmware. O mesmo hardware atende tanto a um modo de baixo consumo, com notificações agregadas a 20 Hz, quanto a um modo de alta vazão, com aproximadamente 250 pacotes por segundo e cerca de 240 kbit/s, adequado a controle em tempo real — a comutação exige apenas configuração de firmware.</w:t>
+            </w:r>
+          </w:p>
+          <w:p>
+            <w:pPr>
+              <w:pStyle w:val="Cabealho"/>
+              <w:spacing w:line="360" w:lineRule="auto"/>
+              <w:jc w:val="both"/>
+              <w:rPr>
+                <w:rFonts w:ascii="Arial" w:hAnsi="Arial" w:cs="Arial"/>
+                <w:sz w:val="22"/>
+                <w:szCs w:val="22"/>
+              </w:rPr>
+            </w:pPr>
+            <w:r>
+              <w:rPr>
+                <w:rFonts w:ascii="Arial" w:hAnsi="Arial" w:cs="Arial"/>
+                <w:sz w:val="22"/>
+                <w:szCs w:val="22"/>
+              </w:rPr>
+              <w:t xml:space="preserve">10. Método de verificação de maior rigor metodológico. A reprodução física do sinal por conversor </w:t>
             </w:r>
             <w:r>
               <w:rPr>
@@ -8205,127 +8351,7 @@
                 <w:szCs w:val="22"/>
               </w:rPr>
               <w:lastRenderedPageBreak/>
-              <w:t>filtro Butterworth passa-banda de 30 Hz a 400 Hz, ajustado à banda em que se concentra a energia do sEMG — combinado ao conversor sigma-delta de 16 bits.</w:t>
-            </w:r>
-          </w:p>
-          <w:p>
-            <w:pPr>
-              <w:pStyle w:val="Cabealho"/>
-              <w:spacing w:line="360" w:lineRule="auto"/>
-              <w:jc w:val="both"/>
-              <w:rPr>
-                <w:rFonts w:ascii="Arial" w:hAnsi="Arial" w:cs="Arial"/>
-                <w:sz w:val="22"/>
-                <w:szCs w:val="22"/>
-              </w:rPr>
-            </w:pPr>
-            <w:r>
-              <w:rPr>
-                <w:rFonts w:ascii="Arial" w:hAnsi="Arial" w:cs="Arial"/>
-                <w:sz w:val="22"/>
-                <w:szCs w:val="22"/>
-              </w:rPr>
-              <w:t>5. Robustez do front-end em ambiente real e recuperação após estimulação. A rede de proteção de entrada (resistores R1 contra sobrecorrente, resistor R2 com capacitores C2 e C3 contra interferência eletromagnética e descarga eletrostática, e diodos BAT54S contra subtensão e sobretensão) protege o estágio mais sensível da cadeia, e a injeção de corrente de offset pela tensão de referência através dos resistores R3 impede que os nós internos permaneçam em impedância excessivamente alta após um pulso de estimulação, permitindo a recuperação do sistema — atributo relevante em aplicações que associam sEMG e estimulação elétrica funcional.</w:t>
-            </w:r>
-          </w:p>
-          <w:p>
-            <w:pPr>
-              <w:pStyle w:val="Cabealho"/>
-              <w:spacing w:line="360" w:lineRule="auto"/>
-              <w:jc w:val="both"/>
-              <w:rPr>
-                <w:rFonts w:ascii="Arial" w:hAnsi="Arial" w:cs="Arial"/>
-                <w:sz w:val="22"/>
-                <w:szCs w:val="22"/>
-              </w:rPr>
-            </w:pPr>
-            <w:r>
-              <w:rPr>
-                <w:rFonts w:ascii="Arial" w:hAnsi="Arial" w:cs="Arial"/>
-                <w:sz w:val="22"/>
-                <w:szCs w:val="22"/>
-              </w:rPr>
-              <w:t>6. Integridade das entradas digitais. O estágio deslocador de nível em topologia inversora, com referência de precisão de 2,048 V e amplificador MCP609, translada as excursões negativas do sEMG para a faixa de 0 V a 5 V do processador sem perda de fidelidade, eliminando o risco de perturbação ou dano às entradas.</w:t>
-            </w:r>
-          </w:p>
-          <w:p>
-            <w:pPr>
-              <w:pStyle w:val="Cabealho"/>
-              <w:spacing w:line="360" w:lineRule="auto"/>
-              <w:jc w:val="both"/>
-              <w:rPr>
-                <w:rFonts w:ascii="Arial" w:hAnsi="Arial" w:cs="Arial"/>
-                <w:sz w:val="22"/>
-                <w:szCs w:val="22"/>
-              </w:rPr>
-            </w:pPr>
-            <w:r>
-              <w:rPr>
-                <w:rFonts w:ascii="Arial" w:hAnsi="Arial" w:cs="Arial"/>
-                <w:sz w:val="22"/>
-                <w:szCs w:val="22"/>
-              </w:rPr>
-              <w:t>7. Confiabilidade do enlace. A verificação do descritor de configuração da característica antes de cada notificação e o uso do evento de conclusão de transmissão como controle de fluxo mantêm a perda de pacotes abaixo de 0,1%.</w:t>
-            </w:r>
-          </w:p>
-          <w:p>
-            <w:pPr>
-              <w:pStyle w:val="Cabealho"/>
-              <w:spacing w:line="360" w:lineRule="auto"/>
-              <w:jc w:val="both"/>
-              <w:rPr>
-                <w:rFonts w:ascii="Arial" w:hAnsi="Arial" w:cs="Arial"/>
-                <w:sz w:val="22"/>
-                <w:szCs w:val="22"/>
-              </w:rPr>
-            </w:pPr>
-            <w:r>
-              <w:rPr>
-                <w:rFonts w:ascii="Arial" w:hAnsi="Arial" w:cs="Arial"/>
-                <w:sz w:val="22"/>
-                <w:szCs w:val="22"/>
-              </w:rPr>
-              <w:t>8. Compacidade e autonomia em fator de forma vestível. Toda a cadeia, incluindo microcontrolador, rádio e gerenciamento de energia, ocupa uma placa de 55 mm x 30 mm alimentada por bateria de 400 mAh, dispensando cabeamento até uma unidade de aquisição externa.</w:t>
-            </w:r>
-          </w:p>
-          <w:p>
-            <w:pPr>
-              <w:pStyle w:val="Cabealho"/>
-              <w:spacing w:line="360" w:lineRule="auto"/>
-              <w:jc w:val="both"/>
-              <w:rPr>
-                <w:rFonts w:ascii="Arial" w:hAnsi="Arial" w:cs="Arial"/>
-                <w:sz w:val="22"/>
-                <w:szCs w:val="22"/>
-              </w:rPr>
-            </w:pPr>
-            <w:r>
-              <w:rPr>
-                <w:rFonts w:ascii="Arial" w:hAnsi="Arial" w:cs="Arial"/>
-                <w:sz w:val="22"/>
-                <w:szCs w:val="22"/>
-              </w:rPr>
-              <w:t>9. Flexibilidade de operação por firmware. O mesmo hardware atende tanto a um modo de baixo consumo, com notificações agregadas a 20 Hz, quanto a um modo de alta vazão, com aproximadamente 250 pacotes por segundo e cerca de 240 kbit/s, adequado a controle em tempo real — a comutação exige apenas configuração de firmware.</w:t>
-            </w:r>
-          </w:p>
-          <w:p>
-            <w:pPr>
-              <w:pStyle w:val="Cabealho"/>
-              <w:spacing w:line="360" w:lineRule="auto"/>
-              <w:jc w:val="both"/>
-              <w:rPr>
-                <w:rFonts w:ascii="Arial" w:hAnsi="Arial" w:cs="Arial"/>
-                <w:sz w:val="22"/>
-                <w:szCs w:val="22"/>
-              </w:rPr>
-            </w:pPr>
-            <w:r>
-              <w:rPr>
-                <w:rFonts w:ascii="Arial" w:hAnsi="Arial" w:cs="Arial"/>
-                <w:sz w:val="22"/>
-                <w:szCs w:val="22"/>
-              </w:rPr>
-              <w:t>10. Método de verificação de maior rigor metodológico. A reprodução física do sinal por conversor digital-analógico e a aquisição simultânea pelos dois sistemas eliminam a variabilidade entre sujeitos, sessões e instantes, permitindo atribuir as diferenças medidas exclusivamente ao hardware — o que confere às comparações de razão sinal-ruído e de resposta em frequência apresentadas um grau de confiabilidade superior ao das comparações usuais do estado da técnica.</w:t>
+              <w:t>digital-analógico e a aquisição simultânea pelos dois sistemas eliminam a variabilidade entre sujeitos, sessões e instantes, permitindo atribuir as diferenças medidas exclusivamente ao hardware — o que confere às comparações de razão sinal-ruído e de resposta em frequência apresentadas um grau de confiabilidade superior ao das comparações usuais do estado da técnica.</w:t>
             </w:r>
           </w:p>
           <w:p>
@@ -8893,7 +8919,7 @@
                 <w:sz w:val="18"/>
                 <w:szCs w:val="18"/>
               </w:rPr>
-              <w:t xml:space="preserve"> [PREENCHER]</w:t>
+              <w:t xml:space="preserve"> [PREENCHER — Engenheiro / mestrando em Engenharia Elétrica]</w:t>
             </w:r>
           </w:p>
         </w:tc>
@@ -8936,7 +8962,7 @@
                 <w:sz w:val="18"/>
                 <w:szCs w:val="18"/>
               </w:rPr>
-              <w:t xml:space="preserve"> Brasileira [CONFIRMAR]</w:t>
+              <w:t xml:space="preserve"> Brasileira</w:t>
             </w:r>
           </w:p>
         </w:tc>
@@ -9334,23 +9360,23 @@
                 <w:sz w:val="18"/>
                 <w:szCs w:val="18"/>
               </w:rPr>
-              <w:t xml:space="preserve">(  ) Doutor    (  ) Mestre    (  ) Especialista    (  ) Graduado    </w:t>
-            </w:r>
-            <w:r>
-              <w:rPr>
-                <w:rFonts w:ascii="Arial" w:hAnsi="Arial" w:cs="Arial"/>
-                <w:sz w:val="18"/>
-                <w:szCs w:val="18"/>
-              </w:rPr>
-              <w:t>( X ) Outro: [PREENCHER: titulação máxima à época — assinalar Doutor, Mestre, Especialista ou Graduado conforme o caso e desmarcar esta opção]</w:t>
-            </w:r>
-            <w:r>
-              <w:rPr>
-                <w:rFonts w:ascii="Arial" w:hAnsi="Arial" w:cs="Arial"/>
-                <w:sz w:val="18"/>
-                <w:szCs w:val="18"/>
-              </w:rPr>
-              <w:t xml:space="preserve"> </w:t>
+              <w:t xml:space="preserve">(  ) Doutor    (  ) Mestre    (  ) Especialista    </w:t>
+            </w:r>
+            <w:r>
+              <w:rPr>
+                <w:rFonts w:ascii="Arial" w:hAnsi="Arial" w:cs="Arial"/>
+                <w:sz w:val="18"/>
+                <w:szCs w:val="18"/>
+              </w:rPr>
+              <w:t>( X ) Graduado</w:t>
+            </w:r>
+            <w:r>
+              <w:rPr>
+                <w:rFonts w:ascii="Arial" w:hAnsi="Arial" w:cs="Arial"/>
+                <w:sz w:val="18"/>
+                <w:szCs w:val="18"/>
+              </w:rPr>
+              <w:t xml:space="preserve">    (  ) Outro: </w:t>
             </w:r>
           </w:p>
           <w:p>
@@ -9489,7 +9515,7 @@
                 <w:sz w:val="18"/>
                 <w:szCs w:val="18"/>
               </w:rPr>
-              <w:t xml:space="preserve"> Escola de Engenharia / Departamento de Engenharia Elétrica / Programa de Pós-Graduação em Engenharia Elétrica (PPGEE) [CONFIRMAR]</w:t>
+              <w:t xml:space="preserve"> Escola de Engenharia / Departamento de Engenharia Elétrica / Programa de Pós-Graduação em Engenharia Elétrica (PPGEE) — Laboratório de Engenharia Biomédica (LEB), UFMG</w:t>
             </w:r>
           </w:p>
           <w:p>
@@ -9537,15 +9563,7 @@
                 <w:sz w:val="18"/>
                 <w:szCs w:val="18"/>
               </w:rPr>
-              <w:t>( ? ) Aluno Doutorado ou Pós-Doutorado</w:t>
-            </w:r>
-            <w:r>
-              <w:rPr>
-                <w:rFonts w:ascii="Arial" w:hAnsi="Arial" w:cs="Arial"/>
-                <w:sz w:val="18"/>
-                <w:szCs w:val="18"/>
-              </w:rPr>
-              <w:t xml:space="preserve">              </w:t>
+              <w:t xml:space="preserve">(    ) Aluno Doutorado ou Pós-Doutorado              </w:t>
             </w:r>
           </w:p>
           <w:p>
@@ -9569,7 +9587,7 @@
                 <w:sz w:val="18"/>
                 <w:szCs w:val="18"/>
               </w:rPr>
-              <w:t>( ? ) Aluno Mestrado</w:t>
+              <w:t>( X ) Aluno Mestrado</w:t>
             </w:r>
             <w:r>
               <w:rPr>
@@ -10046,7 +10064,7 @@
                 <w:sz w:val="18"/>
                 <w:szCs w:val="18"/>
               </w:rPr>
-              <w:t>OBSERVACOES: [CONFIRMAR: assinalar Aluno Doutorado ou Pós-Doutorado OU Aluno Mestrado, conforme o nível em que o inventor estava matriculado no PPGEE à época do desenvolvimento. O artigo indica apenas vínculo com o Graduate Program in Electrical Engineering.]</w:t>
+              <w:t>OBSERVACOES: Aluno de mestrado do PPGEE/UFMG à época do desenvolvimento da tecnologia, atuando no Laboratório de Engenharia Biomédica (LEB). Titulação máxima à época assinalada como Graduado. [PREENCHER: dados pessoais assinalados acima e descrição da contribuição intelectual específica deste inventor para a invenção.]</w:t>
             </w:r>
           </w:p>
         </w:tc>
@@ -10394,7 +10412,7 @@
                 <w:sz w:val="18"/>
                 <w:szCs w:val="18"/>
               </w:rPr>
-              <w:t xml:space="preserve"> [PREENCHER]</w:t>
+              <w:t xml:space="preserve"> [PREENCHER — estudante de Engenharia Elétrica à época]</w:t>
             </w:r>
           </w:p>
         </w:tc>
@@ -10437,7 +10455,7 @@
                 <w:sz w:val="18"/>
                 <w:szCs w:val="18"/>
               </w:rPr>
-              <w:t xml:space="preserve"> Brasileira [CONFIRMAR]</w:t>
+              <w:t xml:space="preserve"> Brasileira</w:t>
             </w:r>
           </w:p>
         </w:tc>
@@ -10954,7 +10972,7 @@
                 <w:sz w:val="18"/>
                 <w:szCs w:val="18"/>
               </w:rPr>
-              <w:t xml:space="preserve"> Escola de Engenharia / Departamento de Engenharia Elétrica / Curso de Graduação em Engenharia Elétrica</w:t>
+              <w:t xml:space="preserve"> Escola de Engenharia / Departamento de Engenharia Elétrica / Curso de Graduação em Engenharia Elétrica — Laboratório de Engenharia Biomédica (LEB), UFMG</w:t>
             </w:r>
           </w:p>
           <w:p>
@@ -11503,7 +11521,7 @@
                 <w:sz w:val="18"/>
                 <w:szCs w:val="18"/>
               </w:rPr>
-              <w:t>OBSERVACOES: [Contribuição: projeto e implementação do firmware do nRF52840 — driver I2C do ADS112C04, driver do potenciômetro digital DS3502, serviço GATT customizado de dados de EMG e de controle de ganho, buffer circular e política de agregação de amostras em pacotes, e estratégias de redução de consumo (desabilitação de periféricos, gerenciamento de energia em inatividade, potência de transmissão de -20 dBm e intervalo de anúncio de 500 ms). CONFIRMAR e complementar com os demais inventores.]</w:t>
+              <w:t>OBSERVACOES: Aluno de graduação em Engenharia Elétrica da UFMG à época do desenvolvimento, atuando no Laboratório de Engenharia Biomédica (LEB). Apresentou oralmente o trabalho no XVI Simpósio de Engenharia Biomédica (SEB 2025), na Universidade Federal de Uberlândia, em 16/09/2025. Contribuição: projeto e implementação do firmware do nRF52840 — driver I2C do ADS112C04, driver do potenciômetro digital DS3502, serviço GATT customizado de dados de EMG e de controle de ganho, buffer circular e política de agregação de amostras em pacotes, e estratégias de redução de consumo (desabilitação de periféricos, gerenciamento de energia em inatividade, potência de transmissão de -20 dBm e intervalo de anúncio de 500 ms). [PREENCHER: dados pessoais assinalados acima.]</w:t>
             </w:r>
           </w:p>
         </w:tc>
@@ -11851,7 +11869,7 @@
                 <w:sz w:val="18"/>
                 <w:szCs w:val="18"/>
               </w:rPr>
-              <w:t xml:space="preserve"> [PREENCHER]</w:t>
+              <w:t xml:space="preserve"> Professor</w:t>
             </w:r>
           </w:p>
         </w:tc>
@@ -11894,7 +11912,7 @@
                 <w:sz w:val="18"/>
                 <w:szCs w:val="18"/>
               </w:rPr>
-              <w:t xml:space="preserve"> Brasileira [CONFIRMAR]</w:t>
+              <w:t xml:space="preserve"> Brasileira</w:t>
             </w:r>
           </w:p>
         </w:tc>
@@ -12256,23 +12274,15 @@
                 <w:sz w:val="18"/>
                 <w:szCs w:val="18"/>
               </w:rPr>
-              <w:t xml:space="preserve">(  ) Doutor    (  ) Mestre    (  ) Especialista    (  ) Graduado    </w:t>
-            </w:r>
-            <w:r>
-              <w:rPr>
-                <w:rFonts w:ascii="Arial" w:hAnsi="Arial" w:cs="Arial"/>
-                <w:sz w:val="18"/>
-                <w:szCs w:val="18"/>
-              </w:rPr>
-              <w:t>( X ) Outro: [PREENCHER: titulação máxima à época — assinalar Doutor, Mestre, Especialista ou Graduado conforme o caso e desmarcar esta opção]</w:t>
-            </w:r>
-            <w:r>
-              <w:rPr>
-                <w:rFonts w:ascii="Arial" w:hAnsi="Arial" w:cs="Arial"/>
-                <w:sz w:val="18"/>
-                <w:szCs w:val="18"/>
-              </w:rPr>
-              <w:t xml:space="preserve"> </w:t>
+              <w:t>( X ) Doutor</w:t>
+            </w:r>
+            <w:r>
+              <w:rPr>
+                <w:rFonts w:ascii="Arial" w:hAnsi="Arial" w:cs="Arial"/>
+                <w:sz w:val="18"/>
+                <w:szCs w:val="18"/>
+              </w:rPr>
+              <w:t xml:space="preserve">    (  ) Mestre    (  ) Especialista    (  ) Graduado    (  ) Outro: </w:t>
             </w:r>
           </w:p>
           <w:p>
@@ -12411,7 +12421,7 @@
                 <w:sz w:val="18"/>
                 <w:szCs w:val="18"/>
               </w:rPr>
-              <w:t xml:space="preserve"> Escola de Engenharia / Departamento de Engenharia Elétrica / Programa de Pós-Graduação em Engenharia Elétrica (PPGEE) [CONFIRMAR]</w:t>
+              <w:t xml:space="preserve"> Escola de Engenharia / Departamento de Engenharia Elétrica / Programa de Pós-Graduação em Engenharia Elétrica (PPGEE) — Laboratório de Engenharia Biomédica (LEB), UFMG</w:t>
             </w:r>
           </w:p>
           <w:p>
@@ -12435,7 +12445,7 @@
                 <w:sz w:val="18"/>
                 <w:szCs w:val="18"/>
               </w:rPr>
-              <w:t>(    ) Professor</w:t>
+              <w:t>( X ) Professor</w:t>
             </w:r>
           </w:p>
           <w:p>
@@ -12459,15 +12469,7 @@
                 <w:sz w:val="18"/>
                 <w:szCs w:val="18"/>
               </w:rPr>
-              <w:t>( ? ) Aluno Doutorado ou Pós-Doutorado</w:t>
-            </w:r>
-            <w:r>
-              <w:rPr>
-                <w:rFonts w:ascii="Arial" w:hAnsi="Arial" w:cs="Arial"/>
-                <w:sz w:val="18"/>
-                <w:szCs w:val="18"/>
-              </w:rPr>
-              <w:t xml:space="preserve">              </w:t>
+              <w:t xml:space="preserve">(    ) Aluno Doutorado ou Pós-Doutorado              </w:t>
             </w:r>
           </w:p>
           <w:p>
@@ -12491,15 +12493,7 @@
                 <w:sz w:val="18"/>
                 <w:szCs w:val="18"/>
               </w:rPr>
-              <w:t>( ? ) Aluno Mestrado</w:t>
-            </w:r>
-            <w:r>
-              <w:rPr>
-                <w:rFonts w:ascii="Arial" w:hAnsi="Arial" w:cs="Arial"/>
-                <w:sz w:val="18"/>
-                <w:szCs w:val="18"/>
-              </w:rPr>
-              <w:t xml:space="preserve">      </w:t>
+              <w:t xml:space="preserve">(    ) Aluno Mestrado      </w:t>
             </w:r>
           </w:p>
           <w:p>
@@ -12968,7 +12962,7 @@
                 <w:sz w:val="18"/>
                 <w:szCs w:val="18"/>
               </w:rPr>
-              <w:t>OBSERVACOES: [CONFIRMAR: assinalar Aluno Doutorado ou Pós-Doutorado OU Aluno Mestrado, conforme o nível em que o inventor estava matriculado no PPGEE à época do desenvolvimento. O artigo indica apenas vínculo com o Graduate Program in Electrical Engineering.]</w:t>
+              <w:t>OBSERVACOES: Professor vinculado à UFMG à época do desenvolvimento, orientando o trabalho no Laboratório de Engenharia Biomédica (LEB). [CONFIRMAR titulação máxima, assinalada como Doutor.] [PREENCHER: dados pessoais assinalados acima e descrição da contribuição intelectual específica deste inventor para a invenção.]</w:t>
             </w:r>
           </w:p>
         </w:tc>
@@ -13316,7 +13310,7 @@
                 <w:sz w:val="18"/>
                 <w:szCs w:val="18"/>
               </w:rPr>
-              <w:t xml:space="preserve"> [PREENCHER — provavelmente Professor / Engenheiro Eletricista, CONFIRMAR]</w:t>
+              <w:t xml:space="preserve"> Professor</w:t>
             </w:r>
           </w:p>
         </w:tc>
@@ -13359,7 +13353,7 @@
                 <w:sz w:val="18"/>
                 <w:szCs w:val="18"/>
               </w:rPr>
-              <w:t xml:space="preserve"> Brasileira [CONFIRMAR]</w:t>
+              <w:t xml:space="preserve"> Brasileira</w:t>
             </w:r>
           </w:p>
         </w:tc>
@@ -13868,7 +13862,7 @@
                 <w:sz w:val="18"/>
                 <w:szCs w:val="18"/>
               </w:rPr>
-              <w:t xml:space="preserve"> Escola de Engenharia / Departamento de Engenharia Elétrica / Programa de Pós-Graduação em Engenharia Elétrica (PPGEE) [CONFIRMAR]</w:t>
+              <w:t xml:space="preserve"> Escola de Engenharia / Departamento de Engenharia Elétrica / Programa de Pós-Graduação em Engenharia Elétrica (PPGEE) — Laboratório de Engenharia Biomédica (LEB), UFMG</w:t>
             </w:r>
           </w:p>
           <w:p>
@@ -14409,7 +14403,7 @@
                 <w:sz w:val="18"/>
                 <w:szCs w:val="18"/>
               </w:rPr>
-              <w:t>OBSERVACOES: [CONFIRMAR titulação (assinalada como Doutor) e vínculo (assinalado como Professor). O artigo indica apenas vínculo com o Graduate Program in Electrical Engineering da UFMG; caso o inventor fosse aluno de pós-graduação à época, corrigir os campos acima.]</w:t>
+              <w:t>OBSERVACOES: Professor vinculado à UFMG à época do desenvolvimento, orientando o trabalho no Laboratório de Engenharia Biomédica (LEB). [CONFIRMAR titulação máxima, assinalada como Doutor.] [PREENCHER: dados pessoais assinalados acima e descrição da contribuição intelectual específica deste inventor para a invenção.]</w:t>
             </w:r>
           </w:p>
         </w:tc>
@@ -20458,115 +20452,115 @@
       </w:pPr>
     </w:lvl>
   </w:abstractNum>
-  <w:num w:numId="1" w16cid:durableId="805006968">
+  <w:num w:numId="1" w16cid:durableId="1695761614">
     <w:abstractNumId w:val="9"/>
   </w:num>
-  <w:num w:numId="2" w16cid:durableId="608468158">
+  <w:num w:numId="2" w16cid:durableId="518666350">
     <w:abstractNumId w:val="29"/>
   </w:num>
-  <w:num w:numId="3" w16cid:durableId="458643193">
+  <w:num w:numId="3" w16cid:durableId="1391683924">
     <w:abstractNumId w:val="5"/>
   </w:num>
-  <w:num w:numId="4" w16cid:durableId="71857151">
+  <w:num w:numId="4" w16cid:durableId="91711786">
     <w:abstractNumId w:val="16"/>
   </w:num>
-  <w:num w:numId="5" w16cid:durableId="1896890037">
+  <w:num w:numId="5" w16cid:durableId="1539127398">
     <w:abstractNumId w:val="21"/>
   </w:num>
-  <w:num w:numId="6" w16cid:durableId="2077587885">
+  <w:num w:numId="6" w16cid:durableId="1314946468">
     <w:abstractNumId w:val="12"/>
   </w:num>
-  <w:num w:numId="7" w16cid:durableId="753166111">
+  <w:num w:numId="7" w16cid:durableId="1827472776">
     <w:abstractNumId w:val="24"/>
   </w:num>
-  <w:num w:numId="8" w16cid:durableId="1881817328">
+  <w:num w:numId="8" w16cid:durableId="262153130">
     <w:abstractNumId w:val="19"/>
   </w:num>
-  <w:num w:numId="9" w16cid:durableId="1082795705">
+  <w:num w:numId="9" w16cid:durableId="2128888615">
     <w:abstractNumId w:val="13"/>
   </w:num>
-  <w:num w:numId="10" w16cid:durableId="2042048809">
+  <w:num w:numId="10" w16cid:durableId="1579170775">
     <w:abstractNumId w:val="36"/>
   </w:num>
-  <w:num w:numId="11" w16cid:durableId="1197081781">
+  <w:num w:numId="11" w16cid:durableId="463039782">
     <w:abstractNumId w:val="25"/>
   </w:num>
-  <w:num w:numId="12" w16cid:durableId="1610162122">
+  <w:num w:numId="12" w16cid:durableId="1503468056">
     <w:abstractNumId w:val="20"/>
   </w:num>
-  <w:num w:numId="13" w16cid:durableId="1227063058">
+  <w:num w:numId="13" w16cid:durableId="1439060429">
     <w:abstractNumId w:val="6"/>
   </w:num>
-  <w:num w:numId="14" w16cid:durableId="1169128198">
+  <w:num w:numId="14" w16cid:durableId="437989031">
     <w:abstractNumId w:val="18"/>
   </w:num>
-  <w:num w:numId="15" w16cid:durableId="214515153">
+  <w:num w:numId="15" w16cid:durableId="1244996950">
     <w:abstractNumId w:val="0"/>
   </w:num>
-  <w:num w:numId="16" w16cid:durableId="90246977">
+  <w:num w:numId="16" w16cid:durableId="247154900">
     <w:abstractNumId w:val="31"/>
   </w:num>
-  <w:num w:numId="17" w16cid:durableId="1351108058">
+  <w:num w:numId="17" w16cid:durableId="510145418">
     <w:abstractNumId w:val="7"/>
   </w:num>
-  <w:num w:numId="18" w16cid:durableId="1296333536">
+  <w:num w:numId="18" w16cid:durableId="126512408">
     <w:abstractNumId w:val="34"/>
   </w:num>
-  <w:num w:numId="19" w16cid:durableId="2065332110">
+  <w:num w:numId="19" w16cid:durableId="1056394820">
     <w:abstractNumId w:val="17"/>
   </w:num>
-  <w:num w:numId="20" w16cid:durableId="465660614">
+  <w:num w:numId="20" w16cid:durableId="1381828952">
     <w:abstractNumId w:val="30"/>
   </w:num>
-  <w:num w:numId="21" w16cid:durableId="1868331632">
+  <w:num w:numId="21" w16cid:durableId="417412441">
     <w:abstractNumId w:val="27"/>
   </w:num>
-  <w:num w:numId="22" w16cid:durableId="1426807221">
+  <w:num w:numId="22" w16cid:durableId="577063005">
     <w:abstractNumId w:val="22"/>
   </w:num>
-  <w:num w:numId="23" w16cid:durableId="269166922">
+  <w:num w:numId="23" w16cid:durableId="734280066">
     <w:abstractNumId w:val="15"/>
   </w:num>
-  <w:num w:numId="24" w16cid:durableId="1611666647">
+  <w:num w:numId="24" w16cid:durableId="1878853552">
     <w:abstractNumId w:val="4"/>
   </w:num>
-  <w:num w:numId="25" w16cid:durableId="740296883">
+  <w:num w:numId="25" w16cid:durableId="1190531783">
     <w:abstractNumId w:val="23"/>
   </w:num>
-  <w:num w:numId="26" w16cid:durableId="243345398">
+  <w:num w:numId="26" w16cid:durableId="942494189">
     <w:abstractNumId w:val="11"/>
   </w:num>
-  <w:num w:numId="27" w16cid:durableId="1500004793">
+  <w:num w:numId="27" w16cid:durableId="959383924">
     <w:abstractNumId w:val="10"/>
   </w:num>
-  <w:num w:numId="28" w16cid:durableId="537664348">
+  <w:num w:numId="28" w16cid:durableId="1973049262">
     <w:abstractNumId w:val="28"/>
   </w:num>
-  <w:num w:numId="29" w16cid:durableId="567765839">
+  <w:num w:numId="29" w16cid:durableId="1862430132">
     <w:abstractNumId w:val="32"/>
   </w:num>
-  <w:num w:numId="30" w16cid:durableId="825510144">
+  <w:num w:numId="30" w16cid:durableId="657729270">
     <w:abstractNumId w:val="33"/>
   </w:num>
-  <w:num w:numId="31" w16cid:durableId="1132089838">
+  <w:num w:numId="31" w16cid:durableId="179315656">
     <w:abstractNumId w:val="2"/>
   </w:num>
-  <w:num w:numId="32" w16cid:durableId="983974412">
+  <w:num w:numId="32" w16cid:durableId="896748523">
     <w:abstractNumId w:val="35"/>
   </w:num>
-  <w:num w:numId="33" w16cid:durableId="622999304">
+  <w:num w:numId="33" w16cid:durableId="1802768608">
     <w:abstractNumId w:val="3"/>
   </w:num>
-  <w:num w:numId="34" w16cid:durableId="1300183337">
+  <w:num w:numId="34" w16cid:durableId="419523559">
     <w:abstractNumId w:val="8"/>
   </w:num>
-  <w:num w:numId="35" w16cid:durableId="1015116783">
+  <w:num w:numId="35" w16cid:durableId="1042487296">
     <w:abstractNumId w:val="14"/>
   </w:num>
-  <w:num w:numId="36" w16cid:durableId="1182083360">
+  <w:num w:numId="36" w16cid:durableId="1502700816">
     <w:abstractNumId w:val="1"/>
   </w:num>
-  <w:num w:numId="37" w16cid:durableId="750590062">
+  <w:num w:numId="37" w16cid:durableId="361637483">
     <w:abstractNumId w:val="26"/>
   </w:num>
 </w:numbering>
@@ -20964,7 +20958,7 @@
   <w:style w:type="paragraph" w:default="1" w:styleId="Normal">
     <w:name w:val="Normal"/>
     <w:qFormat/>
-    <w:rsid w:val="00911789"/>
+    <w:rsid w:val="00CB5B86"/>
     <w:pPr>
       <w:autoSpaceDE w:val="0"/>
       <w:autoSpaceDN w:val="0"/>
